--- a/report/go2_technical_report.docx
+++ b/report/go2_technical_report.docx
@@ -70,97 +70,67 @@
         <w:t xml:space="preserve"> </w:t>
       </w:r>
       <w:r>
-        <w:t xml:space="preserve">A simulated Unitree Go2 quadruped follows a moving red ball</w:t>
-      </w:r>
-      <w:r>
-        <w:t xml:space="preserve"> </w:t>
-      </w:r>
-      <w:r>
-        <w:t xml:space="preserve">down a long, cluttered corridor using only its head camera. There is no GPS, no</w:t>
-      </w:r>
-      <w:r>
-        <w:t xml:space="preserve"> </w:t>
-      </w:r>
-      <w:r>
-        <w:t xml:space="preserve">lidar, no depth sensor, and no map. We did not train the robot to walk: the gait</w:t>
-      </w:r>
-      <w:r>
-        <w:t xml:space="preserve"> </w:t>
-      </w:r>
-      <w:r>
-        <w:t xml:space="preserve">comes from a frozen, pre-trained reinforcement-learning velocity policy whose</w:t>
-      </w:r>
-      <w:r>
-        <w:t xml:space="preserve"> </w:t>
-      </w:r>
-      <w:r>
-        <w:t xml:space="preserve">weights we never touch. Around it we built a colour-based ball tracker, a reactive</w:t>
-      </w:r>
-      <w:r>
-        <w:t xml:space="preserve"> </w:t>
-      </w:r>
-      <w:r>
-        <w:t xml:space="preserve">gap-picking planner, and the corridor itself. The main idea is small. The walking</w:t>
-      </w:r>
-      <w:r>
-        <w:t xml:space="preserve"> </w:t>
-      </w:r>
-      <w:r>
-        <w:t xml:space="preserve">policy accepts a sideways velocity command, but a controller that only walks toward</w:t>
-      </w:r>
-      <w:r>
-        <w:t xml:space="preserve"> </w:t>
-      </w:r>
-      <w:r>
-        <w:t xml:space="preserve">a target leaves that command at zero, so the robot behaves like a car that can only</w:t>
-      </w:r>
-      <w:r>
-        <w:t xml:space="preserve"> </w:t>
-      </w:r>
-      <w:r>
-        <w:t xml:space="preserve">change lanes by turning. We switch the sideways channel back on and add one rule:</w:t>
-      </w:r>
-      <w:r>
-        <w:t xml:space="preserve"> </w:t>
-      </w:r>
-      <w:r>
-        <w:t xml:space="preserve">the robot may not enter an obstacle row until its body is already lined up with the</w:t>
-      </w:r>
-      <w:r>
-        <w:t xml:space="preserve"> </w:t>
-      </w:r>
-      <w:r>
-        <w:t xml:space="preserve">gap. With these two changes, and a corridor that always leaves one passable lane,</w:t>
-      </w:r>
-      <w:r>
-        <w:t xml:space="preserve"> </w:t>
-      </w:r>
-      <w:r>
-        <w:t xml:space="preserve">the robot runs for ten minutes (600 s) on nine random layouts with zero obstacle or</w:t>
-      </w:r>
-      <w:r>
-        <w:t xml:space="preserve"> </w:t>
-      </w:r>
-      <w:r>
-        <w:t xml:space="preserve">wall collisions, at about 0.65 m/s. In a logged run it sat on average 0.66 m to the</w:t>
-      </w:r>
-      <w:r>
-        <w:t xml:space="preserve"> </w:t>
-      </w:r>
-      <w:r>
-        <w:t xml:space="preserve">side of the ball, sometimes the full width of the corridor, so it is clearly</w:t>
-      </w:r>
-      <w:r>
-        <w:t xml:space="preserve"> </w:t>
-      </w:r>
-      <w:r>
-        <w:t xml:space="preserve">avoiding on its own rather than trailing a cleared path. We let the ball pass</w:t>
-      </w:r>
-      <w:r>
-        <w:t xml:space="preserve"> </w:t>
-      </w:r>
-      <w:r>
-        <w:t xml:space="preserve">straight through the obstacles so the robot has to do all of the avoiding.</w:t>
+        <w:t xml:space="preserve">A simulated Unitree Go2 quadruped follows a moving red ball down a</w:t>
+      </w:r>
+      <w:r>
+        <w:t xml:space="preserve"> </w:t>
+      </w:r>
+      <w:r>
+        <w:t xml:space="preserve">cluttered corridor using only its head camera: no GPS, lidar, depth sensor, or map.</w:t>
+      </w:r>
+      <w:r>
+        <w:t xml:space="preserve"> </w:t>
+      </w:r>
+      <w:r>
+        <w:t xml:space="preserve">The gait comes from a frozen, pre-trained reinforcement-learning policy whose weights we</w:t>
+      </w:r>
+      <w:r>
+        <w:t xml:space="preserve"> </w:t>
+      </w:r>
+      <w:r>
+        <w:t xml:space="preserve">never touch; around it we build a colour tracker, a reactive gap-picking planner, and</w:t>
+      </w:r>
+      <w:r>
+        <w:t xml:space="preserve"> </w:t>
+      </w:r>
+      <w:r>
+        <w:t xml:space="preserve">the corridor generator. The policy accepts a sideways velocity command, but a controller</w:t>
+      </w:r>
+      <w:r>
+        <w:t xml:space="preserve"> </w:t>
+      </w:r>
+      <w:r>
+        <w:t xml:space="preserve">that only walks toward a target leaves that channel at zero, so the robot turns to move</w:t>
+      </w:r>
+      <w:r>
+        <w:t xml:space="preserve"> </w:t>
+      </w:r>
+      <w:r>
+        <w:t xml:space="preserve">sideways, like a car changing lanes. We switch the channel back on and add one rule: the</w:t>
+      </w:r>
+      <w:r>
+        <w:t xml:space="preserve"> </w:t>
+      </w:r>
+      <w:r>
+        <w:t xml:space="preserve">robot may not enter an obstacle row until aligned with the gap. A logged 150 s run is</w:t>
+      </w:r>
+      <w:r>
+        <w:t xml:space="preserve"> </w:t>
+      </w:r>
+      <w:r>
+        <w:t xml:space="preserve">collision-free at 0.64 m/s, on average 0.66 m from the ball, and a longer run</w:t>
+      </w:r>
+      <w:r>
+        <w:t xml:space="preserve"> </w:t>
+      </w:r>
+      <w:r>
+        <w:t xml:space="preserve">reaches stage 17 collision-free. The ball passes straight through the obstacles, so the</w:t>
+      </w:r>
+      <w:r>
+        <w:t xml:space="preserve"> </w:t>
+      </w:r>
+      <w:r>
+        <w:t xml:space="preserve">robot alone avoids them.</w:t>
       </w:r>
     </w:p>
     <w:bookmarkStart w:id="9" w:name="introduction"/>
@@ -177,31 +147,25 @@
         <w:pStyle w:val="FirstParagraph"/>
       </w:pPr>
       <w:r>
-        <w:t xml:space="preserve">Most robots that move through cluttered spaces lean on rich sensing (lidar, depth</w:t>
-      </w:r>
-      <w:r>
-        <w:t xml:space="preserve"> </w:t>
-      </w:r>
-      <w:r>
-        <w:t xml:space="preserve">cameras, or motion capture) with a mapping and planning stack on top. We set</w:t>
-      </w:r>
-      <w:r>
-        <w:t xml:space="preserve"> </w:t>
-      </w:r>
-      <w:r>
-        <w:t xml:space="preserve">ourselves a tighter rule and asked one question. How far can a four-legged robot get</w:t>
-      </w:r>
-      <w:r>
-        <w:t xml:space="preserve"> </w:t>
-      </w:r>
-      <w:r>
-        <w:t xml:space="preserve">through a dense obstacle corridor if all it has is a single RGB camera on its head</w:t>
-      </w:r>
-      <w:r>
-        <w:t xml:space="preserve"> </w:t>
-      </w:r>
-      <w:r>
-        <w:t xml:space="preserve">and a walking controller it did not train?</w:t>
+        <w:t xml:space="preserve">Most robots that move through cluttered spaces rely on rich sensing (lidar, depth</w:t>
+      </w:r>
+      <w:r>
+        <w:t xml:space="preserve"> </w:t>
+      </w:r>
+      <w:r>
+        <w:t xml:space="preserve">cameras, or motion capture) and a mapping-and-planning stack on top. We ask the opposite</w:t>
+      </w:r>
+      <w:r>
+        <w:t xml:space="preserve"> </w:t>
+      </w:r>
+      <w:r>
+        <w:t xml:space="preserve">question: how far can a four-legged robot get through a dense obstacle corridor with only a</w:t>
+      </w:r>
+      <w:r>
+        <w:t xml:space="preserve"> </w:t>
+      </w:r>
+      <w:r>
+        <w:t xml:space="preserve">single RGB camera on its head and a walking controller it did not train?</w:t>
       </w:r>
     </w:p>
     <w:p>
@@ -209,43 +173,37 @@
         <w:pStyle w:val="BodyText"/>
       </w:pPr>
       <w:r>
-        <w:t xml:space="preserve">The robot chases a moving red ball, which stands in for a goal to walk toward. The</w:t>
-      </w:r>
-      <w:r>
-        <w:t xml:space="preserve"> </w:t>
-      </w:r>
-      <w:r>
-        <w:t xml:space="preserve">corridor is five metres wide and packed with rows of obstacles, and the gaps get</w:t>
-      </w:r>
-      <w:r>
-        <w:t xml:space="preserve"> </w:t>
-      </w:r>
-      <w:r>
-        <w:t xml:space="preserve">tighter the further the robot travels. The walking itself comes from a frozen,</w:t>
-      </w:r>
-      <w:r>
-        <w:t xml:space="preserve"> </w:t>
-      </w:r>
-      <w:r>
-        <w:t xml:space="preserve">pre-trained reinforcement-learning (RL) policy from the RSL-RL framework [1]; we</w:t>
-      </w:r>
-      <w:r>
-        <w:t xml:space="preserve"> </w:t>
-      </w:r>
-      <w:r>
-        <w:t xml:space="preserve">never change its weights. The ball tracking is plain colour vision. Everything in</w:t>
-      </w:r>
-      <w:r>
-        <w:t xml:space="preserve"> </w:t>
-      </w:r>
-      <w:r>
-        <w:t xml:space="preserve">between, the planner, the safety rules, the corridor generator, and the dashboard,</w:t>
-      </w:r>
-      <w:r>
-        <w:t xml:space="preserve"> </w:t>
-      </w:r>
-      <w:r>
-        <w:t xml:space="preserve">is ours.</w:t>
+        <w:t xml:space="preserve">The robot chases a moving red ball, a stand-in for a goal to walk toward. The corridor</w:t>
+      </w:r>
+      <w:r>
+        <w:t xml:space="preserve"> </w:t>
+      </w:r>
+      <w:r>
+        <w:t xml:space="preserve">is five metres wide and packed with rows of obstacles whose gaps tighten with distance.</w:t>
+      </w:r>
+      <w:r>
+        <w:t xml:space="preserve"> </w:t>
+      </w:r>
+      <w:r>
+        <w:t xml:space="preserve">The walking comes from a frozen, pre-trained reinforcement-learning (RL) policy from the</w:t>
+      </w:r>
+      <w:r>
+        <w:t xml:space="preserve"> </w:t>
+      </w:r>
+      <w:r>
+        <w:t xml:space="preserve">RSL-RL framework [1], used as a black box whose weights we never change; the ball tracking</w:t>
+      </w:r>
+      <w:r>
+        <w:t xml:space="preserve"> </w:t>
+      </w:r>
+      <w:r>
+        <w:t xml:space="preserve">is plain colour vision. The planner, the safety rules, the corridor generator, and the</w:t>
+      </w:r>
+      <w:r>
+        <w:t xml:space="preserve"> </w:t>
+      </w:r>
+      <w:r>
+        <w:t xml:space="preserve">dashboard are ours.</w:t>
       </w:r>
     </w:p>
     <w:p>
@@ -257,19 +215,19 @@
           <w:b/>
           <w:bCs/>
         </w:rPr>
-        <w:t xml:space="preserve">What is new here.</w:t>
-      </w:r>
-      <w:r>
-        <w:t xml:space="preserve"> </w:t>
-      </w:r>
-      <w:r>
-        <w:t xml:space="preserve">The policy of Rudin et al. [1] is omnidirectional: its</w:t>
-      </w:r>
-      <w:r>
-        <w:t xml:space="preserve"> </w:t>
-      </w:r>
-      <w:r>
-        <w:t xml:space="preserve">command is a forward speed, a sideways speed, and a turn rate</w:t>
+        <w:t xml:space="preserve">Contribution.</w:t>
+      </w:r>
+      <w:r>
+        <w:t xml:space="preserve"> </w:t>
+      </w:r>
+      <w:r>
+        <w:t xml:space="preserve">The policy of Rudin et al. [1] is omnidirectional: its command is a</w:t>
+      </w:r>
+      <w:r>
+        <w:t xml:space="preserve"> </w:t>
+      </w:r>
+      <w:r>
+        <w:t xml:space="preserve">forward speed, a sideways speed, and a turn rate</w:t>
       </w:r>
       <w:r>
         <w:t xml:space="preserve"> </w:t>
@@ -317,55 +275,71 @@
         <w:t xml:space="preserve">ω</w:t>
       </w:r>
       <w:r>
-        <w:t xml:space="preserve">). A controller that</w:t>
-      </w:r>
-      <w:r>
-        <w:t xml:space="preserve"> </w:t>
-      </w:r>
-      <w:r>
-        <w:t xml:space="preserve">just walks toward the ball only sets the forward speed and the turn rate, which</w:t>
-      </w:r>
-      <w:r>
-        <w:t xml:space="preserve"> </w:t>
-      </w:r>
-      <w:r>
-        <w:t xml:space="preserve">leaves the robot non-holonomic, like a car: to shift sideways it must turn, walk,</w:t>
-      </w:r>
-      <w:r>
-        <w:t xml:space="preserve"> </w:t>
-      </w:r>
-      <w:r>
-        <w:t xml:space="preserve">and turn back. Our contribution is the observation that driving the unused sideways</w:t>
-      </w:r>
-      <w:r>
-        <w:t xml:space="preserve"> </w:t>
-      </w:r>
-      <w:r>
-        <w:t xml:space="preserve">channel, together with a rule that refuses to enter a gap before the body is</w:t>
-      </w:r>
-      <w:r>
-        <w:t xml:space="preserve"> </w:t>
-      </w:r>
-      <w:r>
-        <w:t xml:space="preserve">aligned, is what lets an untrained walker thread a tight corridor with no collisions</w:t>
-      </w:r>
-      <w:r>
-        <w:t xml:space="preserve"> </w:t>
-      </w:r>
-      <w:r>
-        <w:t xml:space="preserve">at all. We did not find this combination, reusing a spare command channel of a</w:t>
-      </w:r>
-      <w:r>
-        <w:t xml:space="preserve"> </w:t>
-      </w:r>
-      <w:r>
-        <w:t xml:space="preserve">frozen policy purely for reactive single-camera avoidance, in the work we read.</w:t>
-      </w:r>
-      <w:r>
-        <w:t xml:space="preserve"> </w:t>
-      </w:r>
-      <w:r>
-        <w:t xml:space="preserve">Section 5 reports a robustness check that probes how much each layer contributes.</w:t>
+        <w:t xml:space="preserve">). A controller that only</w:t>
+      </w:r>
+      <w:r>
+        <w:t xml:space="preserve"> </w:t>
+      </w:r>
+      <w:r>
+        <w:t xml:space="preserve">walks toward the ball sets the forward speed and turn rate and leaves</w:t>
+      </w:r>
+      <w:r>
+        <w:t xml:space="preserve"> </w:t>
+      </w:r>
+      <w:r>
+        <w:rPr>
+          <w:rStyle w:val="VerbatimChar"/>
+        </w:rPr>
+        <w:t xml:space="preserve">v</w:t>
+      </w:r>
+      <w:r>
+        <w:rPr>
+          <w:rStyle w:val="VerbatimChar"/>
+          <w:vertAlign w:val="subscript"/>
+        </w:rPr>
+        <w:t xml:space="preserve">y</w:t>
+      </w:r>
+      <w:r>
+        <w:t xml:space="preserve"> </w:t>
+      </w:r>
+      <w:r>
+        <w:t xml:space="preserve">at zero, so the robot is non-holonomic and must turn, walk, and</w:t>
+      </w:r>
+      <w:r>
+        <w:t xml:space="preserve"> </w:t>
+      </w:r>
+      <w:r>
+        <w:t xml:space="preserve">turn back to shift sideways. We show that driving this unused sideways channel, together</w:t>
+      </w:r>
+      <w:r>
+        <w:t xml:space="preserve"> </w:t>
+      </w:r>
+      <w:r>
+        <w:t xml:space="preserve">with a gate that refuses to enter a gap before the body is aligned, lets an untrained</w:t>
+      </w:r>
+      <w:r>
+        <w:t xml:space="preserve"> </w:t>
+      </w:r>
+      <w:r>
+        <w:t xml:space="preserve">walker thread a tight corridor with no collisions at all. We did not find this combination,</w:t>
+      </w:r>
+      <w:r>
+        <w:t xml:space="preserve"> </w:t>
+      </w:r>
+      <w:r>
+        <w:t xml:space="preserve">reusing the spare command channel of a frozen policy purely for reactive single-camera</w:t>
+      </w:r>
+      <w:r>
+        <w:t xml:space="preserve"> </w:t>
+      </w:r>
+      <w:r>
+        <w:t xml:space="preserve">avoidance, in the literature we surveyed. Section 5 quantifies how much each layer</w:t>
+      </w:r>
+      <w:r>
+        <w:t xml:space="preserve"> </w:t>
+      </w:r>
+      <w:r>
+        <w:t xml:space="preserve">contributes.</w:t>
       </w:r>
     </w:p>
     <w:bookmarkEnd w:id="9"/>
@@ -399,25 +373,19 @@
         <w:t xml:space="preserve"> </w:t>
       </w:r>
       <w:r>
-        <w:t xml:space="preserve">simulation and on real hardware [2], including blind walking over rough terrain [3]</w:t>
-      </w:r>
-      <w:r>
-        <w:t xml:space="preserve"> </w:t>
-      </w:r>
-      <w:r>
-        <w:t xml:space="preserve">and schemes that learn velocity-command policies in minutes [1]. We treat one such</w:t>
-      </w:r>
-      <w:r>
-        <w:t xml:space="preserve"> </w:t>
-      </w:r>
-      <w:r>
-        <w:t xml:space="preserve">policy as a black box that maps a velocity command to joint motion, and never</w:t>
-      </w:r>
-      <w:r>
-        <w:t xml:space="preserve"> </w:t>
-      </w:r>
-      <w:r>
-        <w:t xml:space="preserve">retrain it.</w:t>
+        <w:t xml:space="preserve">simulation and on real hardware [2], including blind walking over rough terrain [3] and</w:t>
+      </w:r>
+      <w:r>
+        <w:t xml:space="preserve"> </w:t>
+      </w:r>
+      <w:r>
+        <w:t xml:space="preserve">policies that learn velocity commands in minutes [1]. We treat one such policy as a black</w:t>
+      </w:r>
+      <w:r>
+        <w:t xml:space="preserve"> </w:t>
+      </w:r>
+      <w:r>
+        <w:t xml:space="preserve">box mapping a velocity command to joint motion, and never retrain it.</w:t>
       </w:r>
     </w:p>
     <w:p>
@@ -435,25 +403,25 @@
         <w:t xml:space="preserve"> </w:t>
       </w:r>
       <w:r>
-        <w:t xml:space="preserve">We build no map. The planner looks at the next row of</w:t>
-      </w:r>
-      <w:r>
-        <w:t xml:space="preserve"> </w:t>
-      </w:r>
-      <w:r>
-        <w:t xml:space="preserve">obstacles, picks a gap, and steers toward it with a pure-pursuit law [4]. This is</w:t>
-      </w:r>
-      <w:r>
-        <w:t xml:space="preserve"> </w:t>
-      </w:r>
-      <w:r>
-        <w:t xml:space="preserve">closer to follow-the-gap and potential-field methods than to global planning, which</w:t>
-      </w:r>
-      <w:r>
-        <w:t xml:space="preserve"> </w:t>
-      </w:r>
-      <w:r>
-        <w:t xml:space="preserve">fits a robot with little sensing that has to react fast.</w:t>
+        <w:t xml:space="preserve">We build no map. The planner reads the next row of</w:t>
+      </w:r>
+      <w:r>
+        <w:t xml:space="preserve"> </w:t>
+      </w:r>
+      <w:r>
+        <w:t xml:space="preserve">obstacles, picks a gap, and steers to it with a pure-pursuit law [4] — closer to</w:t>
+      </w:r>
+      <w:r>
+        <w:t xml:space="preserve"> </w:t>
+      </w:r>
+      <w:r>
+        <w:t xml:space="preserve">follow-the-gap and potential-field methods than to global planning, which suits a</w:t>
+      </w:r>
+      <w:r>
+        <w:t xml:space="preserve"> </w:t>
+      </w:r>
+      <w:r>
+        <w:t xml:space="preserve">low-sensing robot that must react fast.</w:t>
       </w:r>
     </w:p>
     <w:p>
@@ -471,25 +439,25 @@
         <w:t xml:space="preserve"> </w:t>
       </w:r>
       <w:r>
-        <w:t xml:space="preserve">The ball is found with an HSV colour mask and followed</w:t>
-      </w:r>
-      <w:r>
-        <w:t xml:space="preserve"> </w:t>
-      </w:r>
-      <w:r>
-        <w:t xml:space="preserve">with CamShift [5], a light histogram tracker we chose over a neural detector to keep</w:t>
-      </w:r>
-      <w:r>
-        <w:t xml:space="preserve"> </w:t>
-      </w:r>
-      <w:r>
-        <w:t xml:space="preserve">the pipeline simple and easy to inspect. The simulator is MuJoCo [6] and the Go2</w:t>
-      </w:r>
-      <w:r>
-        <w:t xml:space="preserve"> </w:t>
-      </w:r>
-      <w:r>
-        <w:t xml:space="preserve">model is from the MuJoCo Menagerie.</w:t>
+        <w:t xml:space="preserve">The ball is found with an HSV colour mask and followed with</w:t>
+      </w:r>
+      <w:r>
+        <w:t xml:space="preserve"> </w:t>
+      </w:r>
+      <w:r>
+        <w:t xml:space="preserve">CamShift [5], a light histogram tracker chosen over a neural detector to keep the pipeline</w:t>
+      </w:r>
+      <w:r>
+        <w:t xml:space="preserve"> </w:t>
+      </w:r>
+      <w:r>
+        <w:t xml:space="preserve">simple to inspect. The simulator is MuJoCo [6] and the Go2 model is from the MuJoCo</w:t>
+      </w:r>
+      <w:r>
+        <w:t xml:space="preserve"> </w:t>
+      </w:r>
+      <w:r>
+        <w:t xml:space="preserve">Menagerie.</w:t>
       </w:r>
     </w:p>
     <w:bookmarkEnd w:id="10"/>
@@ -507,25 +475,25 @@
         <w:pStyle w:val="FirstParagraph"/>
       </w:pPr>
       <w:r>
-        <w:t xml:space="preserve">The system is three layers wrapped around the frozen walking policy (Fig. 1). The</w:t>
-      </w:r>
-      <w:r>
-        <w:t xml:space="preserve"> </w:t>
-      </w:r>
-      <w:r>
-        <w:t xml:space="preserve">camera feeds a tracker, the tracker feeds a planner, the planner and a hard gate</w:t>
-      </w:r>
-      <w:r>
-        <w:t xml:space="preserve"> </w:t>
-      </w:r>
-      <w:r>
-        <w:t xml:space="preserve">shape a velocity command, and the frozen policy turns that command into a gait. Only</w:t>
-      </w:r>
-      <w:r>
-        <w:t xml:space="preserve"> </w:t>
-      </w:r>
-      <w:r>
-        <w:t xml:space="preserve">the robot's base pose and proprioception flow back.</w:t>
+        <w:t xml:space="preserve">The system wraps three layers around the frozen walking policy (Fig. 1). The camera</w:t>
+      </w:r>
+      <w:r>
+        <w:t xml:space="preserve"> </w:t>
+      </w:r>
+      <w:r>
+        <w:t xml:space="preserve">feeds a tracker, the tracker feeds a planner, the planner and a hard gate shape a velocity</w:t>
+      </w:r>
+      <w:r>
+        <w:t xml:space="preserve"> </w:t>
+      </w:r>
+      <w:r>
+        <w:t xml:space="preserve">command, and the frozen policy turns that command into a gait; only the robot's base pose</w:t>
+      </w:r>
+      <w:r>
+        <w:t xml:space="preserve"> </w:t>
+      </w:r>
+      <w:r>
+        <w:t xml:space="preserve">and proprioception flow back.</w:t>
       </w:r>
     </w:p>
     <w:p>
@@ -556,13 +524,13 @@
         <w:t xml:space="preserve">tracker.py</w:t>
       </w:r>
       <w:r>
-        <w:t xml:space="preserve">) finds the red ball with an HSV mask</w:t>
-      </w:r>
-      <w:r>
-        <w:t xml:space="preserve"> </w:t>
-      </w:r>
-      <w:r>
-        <w:t xml:space="preserve">and follows it with CamShift, resetting when its confidence drops.</w:t>
+        <w:t xml:space="preserve">) finds the red ball with an HSV mask and</w:t>
+      </w:r>
+      <w:r>
+        <w:t xml:space="preserve"> </w:t>
+      </w:r>
+      <w:r>
+        <w:t xml:space="preserve">follows it with CamShift, re-detecting when confidence drops.</w:t>
       </w:r>
     </w:p>
     <w:p>
@@ -605,25 +573,25 @@
         <w:t xml:space="preserve">main.py</w:t>
       </w:r>
       <w:r>
-        <w:t xml:space="preserve">) picks</w:t>
-      </w:r>
-      <w:r>
-        <w:t xml:space="preserve"> </w:t>
-      </w:r>
-      <w:r>
-        <w:t xml:space="preserve">a gap through the next row, commits to it, and turns it into a body-frame velocity</w:t>
-      </w:r>
-      <w:r>
-        <w:t xml:space="preserve"> </w:t>
-      </w:r>
-      <w:r>
-        <w:t xml:space="preserve">command including the sideways slide. Pure pursuit follows the path; a hard gate and</w:t>
-      </w:r>
-      <w:r>
-        <w:t xml:space="preserve"> </w:t>
-      </w:r>
-      <w:r>
-        <w:t xml:space="preserve">a push-away term are the safety net.</w:t>
+        <w:t xml:space="preserve">) picks a</w:t>
+      </w:r>
+      <w:r>
+        <w:t xml:space="preserve"> </w:t>
+      </w:r>
+      <w:r>
+        <w:t xml:space="preserve">gap through the next row, commits to it, and converts it into a body-frame velocity command</w:t>
+      </w:r>
+      <w:r>
+        <w:t xml:space="preserve"> </w:t>
+      </w:r>
+      <w:r>
+        <w:t xml:space="preserve">including the sideways slide. Pure pursuit follows the path; a hard gate and a push-away</w:t>
+      </w:r>
+      <w:r>
+        <w:t xml:space="preserve"> </w:t>
+      </w:r>
+      <w:r>
+        <w:t xml:space="preserve">term are the safety net.</w:t>
       </w:r>
     </w:p>
     <w:p>
@@ -654,19 +622,19 @@
         <w:t xml:space="preserve">low_level.py</w:t>
       </w:r>
       <w:r>
-        <w:t xml:space="preserve">) is the frozen policy. It reads a</w:t>
-      </w:r>
-      <w:r>
-        <w:t xml:space="preserve"> </w:t>
-      </w:r>
-      <w:r>
-        <w:t xml:space="preserve">45-number observation plus the velocity command and outputs 12 joint targets at</w:t>
-      </w:r>
-      <w:r>
-        <w:t xml:space="preserve"> </w:t>
-      </w:r>
-      <w:r>
-        <w:t xml:space="preserve">50 Hz, which a PD loop tracks at 500 Hz.</w:t>
+        <w:t xml:space="preserve">) is the frozen policy. It reads a 45-number</w:t>
+      </w:r>
+      <w:r>
+        <w:t xml:space="preserve"> </w:t>
+      </w:r>
+      <w:r>
+        <w:t xml:space="preserve">observation plus the velocity command and outputs 12 joint targets at 50 Hz, tracked by a</w:t>
+      </w:r>
+      <w:r>
+        <w:t xml:space="preserve"> </w:t>
+      </w:r>
+      <w:r>
+        <w:t xml:space="preserve">PD loop at 500 Hz.</w:t>
       </w:r>
     </w:p>
     <w:p>
@@ -894,19 +862,13 @@
         <w:pStyle w:val="BodyText"/>
       </w:pPr>
       <w:r>
-        <w:t xml:space="preserve">A separate part of the code builds the corridor. It lays out the obstacle rows,</w:t>
-      </w:r>
-      <w:r>
-        <w:t xml:space="preserve"> </w:t>
-      </w:r>
-      <w:r>
-        <w:t xml:space="preserve">ramps difficulty with distance, and recycles rows the robot has passed back to the</w:t>
-      </w:r>
-      <w:r>
-        <w:t xml:space="preserve"> </w:t>
-      </w:r>
-      <w:r>
-        <w:t xml:space="preserve">front so the course never ends.</w:t>
+        <w:t xml:space="preserve">A separate corridor generator lays out the obstacle rows, ramps difficulty with</w:t>
+      </w:r>
+      <w:r>
+        <w:t xml:space="preserve"> </w:t>
+      </w:r>
+      <w:r>
+        <w:t xml:space="preserve">distance, and recycles passed rows to the front so the course never ends.</w:t>
       </w:r>
     </w:p>
     <w:bookmarkEnd w:id="17"/>
@@ -939,31 +901,25 @@
         <w:t xml:space="preserve"> </w:t>
       </w:r>
       <w:r>
-        <w:t xml:space="preserve">morphology. The largest sensible blob gives a starting box and a hue histogram, and</w:t>
-      </w:r>
-      <w:r>
-        <w:t xml:space="preserve"> </w:t>
-      </w:r>
-      <w:r>
-        <w:t xml:space="preserve">CamShift tracks that box frame to frame. Short occlusions are fine because the</w:t>
-      </w:r>
-      <w:r>
-        <w:t xml:space="preserve"> </w:t>
-      </w:r>
-      <w:r>
-        <w:t xml:space="preserve">tracker coasts; a long loss triggers a fresh detection. In simulation we also know</w:t>
-      </w:r>
-      <w:r>
-        <w:t xml:space="preserve"> </w:t>
-      </w:r>
-      <w:r>
-        <w:t xml:space="preserve">the ball's true position, so the controller keeps chasing during the moments it is</w:t>
-      </w:r>
-      <w:r>
-        <w:t xml:space="preserve"> </w:t>
-      </w:r>
-      <w:r>
-        <w:t xml:space="preserve">hidden behind an obstacle.</w:t>
+        <w:t xml:space="preserve">morphology. The largest sensible blob seeds a box and a hue histogram, which CamShift</w:t>
+      </w:r>
+      <w:r>
+        <w:t xml:space="preserve"> </w:t>
+      </w:r>
+      <w:r>
+        <w:t xml:space="preserve">tracks frame to frame. Short occlusions are tolerated because the tracker coasts; a long</w:t>
+      </w:r>
+      <w:r>
+        <w:t xml:space="preserve"> </w:t>
+      </w:r>
+      <w:r>
+        <w:t xml:space="preserve">loss triggers a fresh detection. In simulation the ball's true position is known, so the</w:t>
+      </w:r>
+      <w:r>
+        <w:t xml:space="preserve"> </w:t>
+      </w:r>
+      <w:r>
+        <w:t xml:space="preserve">controller keeps chasing while the ball is hidden behind an obstacle.</w:t>
       </w:r>
     </w:p>
     <w:bookmarkEnd w:id="18"/>
@@ -981,31 +937,31 @@
         <w:pStyle w:val="FirstParagraph"/>
       </w:pPr>
       <w:r>
-        <w:t xml:space="preserve">For the next row, the planner grows each obstacle by a safety margin (about the</w:t>
-      </w:r>
-      <w:r>
-        <w:t xml:space="preserve"> </w:t>
-      </w:r>
-      <w:r>
-        <w:t xml:space="preserve">robot's half-width plus a little slack), removes those blocked strips, and keeps the</w:t>
-      </w:r>
-      <w:r>
-        <w:t xml:space="preserve"> </w:t>
-      </w:r>
-      <w:r>
-        <w:t xml:space="preserve">widest gap it can reach. It aims at the centre of that gap, never an edge, and stays</w:t>
-      </w:r>
-      <w:r>
-        <w:t xml:space="preserve"> </w:t>
-      </w:r>
-      <w:r>
-        <w:t xml:space="preserve">committed until the robot is past the row. Commitment matters: without it the ball</w:t>
-      </w:r>
-      <w:r>
-        <w:t xml:space="preserve"> </w:t>
-      </w:r>
-      <w:r>
-        <w:t xml:space="preserve">can pull the robot back into an obstacle it just cleared.</w:t>
+        <w:t xml:space="preserve">For the next row, the planner inflates each obstacle by a safety margin (about the</w:t>
+      </w:r>
+      <w:r>
+        <w:t xml:space="preserve"> </w:t>
+      </w:r>
+      <w:r>
+        <w:t xml:space="preserve">robot's half-width plus slack), discards the blocked strips, and keeps the widest gap it</w:t>
+      </w:r>
+      <w:r>
+        <w:t xml:space="preserve"> </w:t>
+      </w:r>
+      <w:r>
+        <w:t xml:space="preserve">can reach. It aims at the centre of that gap, never an edge, and stays committed until the</w:t>
+      </w:r>
+      <w:r>
+        <w:t xml:space="preserve"> </w:t>
+      </w:r>
+      <w:r>
+        <w:t xml:space="preserve">robot is past the row; without commitment the ball can pull the robot back into an</w:t>
+      </w:r>
+      <w:r>
+        <w:t xml:space="preserve"> </w:t>
+      </w:r>
+      <w:r>
+        <w:t xml:space="preserve">obstacle it just cleared.</w:t>
       </w:r>
     </w:p>
     <w:p>
@@ -1013,31 +969,31 @@
         <w:pStyle w:val="BodyText"/>
       </w:pPr>
       <w:r>
-        <w:t xml:space="preserve">The part that does the heavy lifting is the gate (Fig. 3). While the robot is not</w:t>
-      </w:r>
-      <w:r>
-        <w:t xml:space="preserve"> </w:t>
-      </w:r>
-      <w:r>
-        <w:t xml:space="preserve">yet inside the chosen band, it may not drive past the front of the row. Its forward</w:t>
-      </w:r>
-      <w:r>
-        <w:t xml:space="preserve"> </w:t>
-      </w:r>
-      <w:r>
-        <w:t xml:space="preserve">speed drops to zero at that line while a strong sideways command slides it to the</w:t>
-      </w:r>
-      <w:r>
-        <w:t xml:space="preserve"> </w:t>
-      </w:r>
-      <w:r>
-        <w:t xml:space="preserve">band centre. Only when it is aligned does it move through. Because the gate forces</w:t>
-      </w:r>
-      <w:r>
-        <w:t xml:space="preserve"> </w:t>
-      </w:r>
-      <w:r>
-        <w:t xml:space="preserve">alignment before entry, the robot stays safe wherever the ball leads it.</w:t>
+        <w:t xml:space="preserve">The gate (Fig. 3) is the key mechanism. Until the robot is inside the chosen band it</w:t>
+      </w:r>
+      <w:r>
+        <w:t xml:space="preserve"> </w:t>
+      </w:r>
+      <w:r>
+        <w:t xml:space="preserve">may not pass the front of the row: its forward speed drops to zero at that line while a</w:t>
+      </w:r>
+      <w:r>
+        <w:t xml:space="preserve"> </w:t>
+      </w:r>
+      <w:r>
+        <w:t xml:space="preserve">strong sideways command slides it to the band centre, and only once aligned does it move</w:t>
+      </w:r>
+      <w:r>
+        <w:t xml:space="preserve"> </w:t>
+      </w:r>
+      <w:r>
+        <w:t xml:space="preserve">through. Forcing alignment before entry keeps the robot safe wherever the ball leads</w:t>
+      </w:r>
+      <w:r>
+        <w:t xml:space="preserve"> </w:t>
+      </w:r>
+      <w:r>
+        <w:t xml:space="preserve">it.</w:t>
       </w:r>
     </w:p>
     <w:p>
@@ -1182,13 +1138,13 @@
         <w:pStyle w:val="FirstParagraph"/>
       </w:pPr>
       <w:r>
-        <w:t xml:space="preserve">We rotate the high-level command into the robot's own frame and feed the sideways</w:t>
-      </w:r>
-      <w:r>
-        <w:t xml:space="preserve"> </w:t>
-      </w:r>
-      <w:r>
-        <w:t xml:space="preserve">part into the policy's</w:t>
+        <w:t xml:space="preserve">We rotate the high-level command into the robot's own frame and feed its sideways part</w:t>
+      </w:r>
+      <w:r>
+        <w:t xml:space="preserve"> </w:t>
+      </w:r>
+      <w:r>
+        <w:t xml:space="preserve">into the policy's</w:t>
       </w:r>
       <w:r>
         <w:t xml:space="preserve"> </w:t>
@@ -1210,43 +1166,31 @@
         <w:t xml:space="preserve"> </w:t>
       </w:r>
       <w:r>
-        <w:t xml:space="preserve">input. Our first version left that</w:t>
-      </w:r>
-      <w:r>
-        <w:t xml:space="preserve"> </w:t>
-      </w:r>
-      <w:r>
-        <w:t xml:space="preserve">input at zero. Switching it on lets the robot step sideways into a wall-side gap</w:t>
-      </w:r>
-      <w:r>
-        <w:t xml:space="preserve"> </w:t>
-      </w:r>
-      <w:r>
-        <w:t xml:space="preserve">instead of doing the slow turn-walk-turn dance. A push-away term also nudges the body</w:t>
-      </w:r>
-      <w:r>
-        <w:t xml:space="preserve"> </w:t>
-      </w:r>
-      <w:r>
-        <w:t xml:space="preserve">sideways whenever it gets close to an obstacle edge, as a backup. We cap forward</w:t>
-      </w:r>
-      <w:r>
-        <w:t xml:space="preserve"> </w:t>
-      </w:r>
-      <w:r>
-        <w:t xml:space="preserve">speed during sharp turns, because the frozen policy gets shaky in that corner of its</w:t>
-      </w:r>
-      <w:r>
-        <w:t xml:space="preserve"> </w:t>
-      </w:r>
-      <w:r>
-        <w:t xml:space="preserve">command range, and if the robot does trip it stands up where it fell rather than</w:t>
-      </w:r>
-      <w:r>
-        <w:t xml:space="preserve"> </w:t>
-      </w:r>
-      <w:r>
-        <w:t xml:space="preserve">restarting the run.</w:t>
+        <w:t xml:space="preserve">input, which our first version left at zero.</w:t>
+      </w:r>
+      <w:r>
+        <w:t xml:space="preserve"> </w:t>
+      </w:r>
+      <w:r>
+        <w:t xml:space="preserve">With it on, the robot steps directly into a wall-side gap instead of turning, walking, and</w:t>
+      </w:r>
+      <w:r>
+        <w:t xml:space="preserve"> </w:t>
+      </w:r>
+      <w:r>
+        <w:t xml:space="preserve">turning back. A push-away term nudges the body sideways near an obstacle edge as a backup.</w:t>
+      </w:r>
+      <w:r>
+        <w:t xml:space="preserve"> </w:t>
+      </w:r>
+      <w:r>
+        <w:t xml:space="preserve">We cap forward speed during sharp turns, where the frozen policy becomes unreliable, and a</w:t>
+      </w:r>
+      <w:r>
+        <w:t xml:space="preserve"> </w:t>
+      </w:r>
+      <w:r>
+        <w:t xml:space="preserve">tripped robot stands up where it fell rather than restarting the run.</w:t>
       </w:r>
     </w:p>
     <w:bookmarkEnd w:id="23"/>
@@ -1264,55 +1208,49 @@
         <w:pStyle w:val="FirstParagraph"/>
       </w:pPr>
       <w:r>
-        <w:t xml:space="preserve">Every row is built to leave at least one lane wide enough for the robot. This</w:t>
-      </w:r>
-      <w:r>
-        <w:t xml:space="preserve"> </w:t>
-      </w:r>
-      <w:r>
-        <w:t xml:space="preserve">matters because two wide obstacles can otherwise split the corridor into slivers that</w:t>
-      </w:r>
-      <w:r>
-        <w:t xml:space="preserve"> </w:t>
-      </w:r>
-      <w:r>
-        <w:t xml:space="preserve">nothing could pass, and the planner would simply get stuck. Difficulty grows with</w:t>
-      </w:r>
-      <w:r>
-        <w:t xml:space="preserve"> </w:t>
-      </w:r>
-      <w:r>
-        <w:t xml:space="preserve">distance, not time (Fig. 4): obstacles widen, the guaranteed lane narrows toward a</w:t>
-      </w:r>
-      <w:r>
-        <w:t xml:space="preserve"> </w:t>
-      </w:r>
-      <w:r>
-        <w:t xml:space="preserve">floor of 1.30 m, and the colour darkens, across 17 stages that climb and then hold.</w:t>
-      </w:r>
-      <w:r>
-        <w:t xml:space="preserve"> </w:t>
-      </w:r>
-      <w:r>
-        <w:t xml:space="preserve">The lane floor stays comfortably above the robot's 0.68 m width, so every row is</w:t>
-      </w:r>
-      <w:r>
-        <w:t xml:space="preserve"> </w:t>
-      </w:r>
-      <w:r>
-        <w:t xml:space="preserve">passable but later ones leave little room. Passed rows recycle to the front, so the</w:t>
-      </w:r>
-      <w:r>
-        <w:t xml:space="preserve"> </w:t>
-      </w:r>
-      <w:r>
-        <w:t xml:space="preserve">corridor is effectively endless. The ball follows its own gentle sine path and walks</w:t>
-      </w:r>
-      <w:r>
-        <w:t xml:space="preserve"> </w:t>
-      </w:r>
-      <w:r>
-        <w:t xml:space="preserve">straight through the obstacles, so the robot can never just trail a cleared route.</w:t>
+        <w:t xml:space="preserve">Every row leaves at least one lane wide enough for the robot; otherwise two wide</w:t>
+      </w:r>
+      <w:r>
+        <w:t xml:space="preserve"> </w:t>
+      </w:r>
+      <w:r>
+        <w:t xml:space="preserve">obstacles could split the corridor into impassable slivers and the planner would stall.</w:t>
+      </w:r>
+      <w:r>
+        <w:t xml:space="preserve"> </w:t>
+      </w:r>
+      <w:r>
+        <w:t xml:space="preserve">Difficulty grows with distance, not time (Fig. 4): obstacles widen, the guaranteed lane</w:t>
+      </w:r>
+      <w:r>
+        <w:t xml:space="preserve"> </w:t>
+      </w:r>
+      <w:r>
+        <w:t xml:space="preserve">narrows toward a floor of 1.30 m, and the colour darkens, across 17 stages that climb and</w:t>
+      </w:r>
+      <w:r>
+        <w:t xml:space="preserve"> </w:t>
+      </w:r>
+      <w:r>
+        <w:t xml:space="preserve">then hold. The 1.30 m floor stays above the robot's 0.68 m width, so every row</w:t>
+      </w:r>
+      <w:r>
+        <w:t xml:space="preserve"> </w:t>
+      </w:r>
+      <w:r>
+        <w:t xml:space="preserve">is passable but the later ones leave little room. Passed rows recycle to the front, making</w:t>
+      </w:r>
+      <w:r>
+        <w:t xml:space="preserve"> </w:t>
+      </w:r>
+      <w:r>
+        <w:t xml:space="preserve">the corridor effectively endless, and the ball follows its own sine path straight</w:t>
+      </w:r>
+      <w:r>
+        <w:t xml:space="preserve"> </w:t>
+      </w:r>
+      <w:r>
+        <w:t xml:space="preserve">through the obstacles, so the robot can never trail a cleared route.</w:t>
       </w:r>
     </w:p>
     <w:p>
@@ -1413,43 +1351,31 @@
         <w:pStyle w:val="FirstParagraph"/>
       </w:pPr>
       <w:r>
-        <w:t xml:space="preserve">The control loop runs at 50 Hz and the physics at 500 Hz, so the policy reads one</w:t>
-      </w:r>
-      <w:r>
-        <w:t xml:space="preserve"> </w:t>
-      </w:r>
-      <w:r>
-        <w:t xml:space="preserve">observation and emits one command every 20 ms while the PD loop and the contacts</w:t>
-      </w:r>
-      <w:r>
-        <w:t xml:space="preserve"> </w:t>
-      </w:r>
-      <w:r>
-        <w:t xml:space="preserve">update ten times in between. After we trimmed the scene to the obstacles actually in</w:t>
-      </w:r>
-      <w:r>
-        <w:t xml:space="preserve"> </w:t>
-      </w:r>
-      <w:r>
-        <w:t xml:space="preserve">use, the simulator steps at about 5,700 Hz on a laptop, several times faster than real</w:t>
-      </w:r>
-      <w:r>
-        <w:t xml:space="preserve"> </w:t>
-      </w:r>
-      <w:r>
-        <w:t xml:space="preserve">time, which is what made the ten-minute sweeps cheap to run. A single OpenCV window</w:t>
-      </w:r>
-      <w:r>
-        <w:t xml:space="preserve"> </w:t>
-      </w:r>
-      <w:r>
-        <w:t xml:space="preserve">draws the whole dashboard of Fig. 2, so we can watch the planner's gap choices, the</w:t>
-      </w:r>
-      <w:r>
-        <w:t xml:space="preserve"> </w:t>
-      </w:r>
-      <w:r>
-        <w:t xml:space="preserve">head camera, and the telemetry as the robot runs.</w:t>
+        <w:t xml:space="preserve">The control loop runs at 50 Hz and the physics at 500 Hz: the policy reads one</w:t>
+      </w:r>
+      <w:r>
+        <w:t xml:space="preserve"> </w:t>
+      </w:r>
+      <w:r>
+        <w:t xml:space="preserve">observation and emits one command every 20 ms while the PD loop and the contacts update</w:t>
+      </w:r>
+      <w:r>
+        <w:t xml:space="preserve"> </w:t>
+      </w:r>
+      <w:r>
+        <w:t xml:space="preserve">ten times in between. With the scene trimmed to the obstacles in use, the simulator steps</w:t>
+      </w:r>
+      <w:r>
+        <w:t xml:space="preserve"> </w:t>
+      </w:r>
+      <w:r>
+        <w:t xml:space="preserve">at about 5,700 Hz on a laptop, several times faster than real time. A single OpenCV window</w:t>
+      </w:r>
+      <w:r>
+        <w:t xml:space="preserve"> </w:t>
+      </w:r>
+      <w:r>
+        <w:t xml:space="preserve">renders the full dashboard of Fig. 2.</w:t>
       </w:r>
     </w:p>
     <w:bookmarkEnd w:id="28"/>
@@ -1468,31 +1394,31 @@
         <w:pStyle w:val="FirstParagraph"/>
       </w:pPr>
       <w:r>
-        <w:t xml:space="preserve">We ran headless on nine fixed random seeds for 600 s (ten minutes) each, counting</w:t>
-      </w:r>
-      <w:r>
-        <w:t xml:space="preserve"> </w:t>
-      </w:r>
-      <w:r>
-        <w:t xml:space="preserve">any contact between the robot and an obstacle or wall as a failure. Across all nine</w:t>
-      </w:r>
-      <w:r>
-        <w:t xml:space="preserve"> </w:t>
-      </w:r>
-      <w:r>
-        <w:t xml:space="preserve">the robot was collision-free for the full ten minutes while the difficulty climbed to</w:t>
-      </w:r>
-      <w:r>
-        <w:t xml:space="preserve"> </w:t>
-      </w:r>
-      <w:r>
-        <w:t xml:space="preserve">stage 17 and held. Table 1 summarises the run, and Fig. 5 shows one logged trajectory</w:t>
-      </w:r>
-      <w:r>
-        <w:t xml:space="preserve"> </w:t>
-      </w:r>
-      <w:r>
-        <w:t xml:space="preserve">in detail.</w:t>
+        <w:t xml:space="preserve">We evaluated the system headless, counting any contact between the robot and an obstacle</w:t>
+      </w:r>
+      <w:r>
+        <w:t xml:space="preserve"> </w:t>
+      </w:r>
+      <w:r>
+        <w:t xml:space="preserve">or wall as a failure. A logged 150 s run (seed 42) crossed fifty obstacle rows</w:t>
+      </w:r>
+      <w:r>
+        <w:t xml:space="preserve"> </w:t>
+      </w:r>
+      <w:r>
+        <w:t xml:space="preserve">collision-free and without a fall, and a separate longer run held to stage 17 — about</w:t>
+      </w:r>
+      <w:r>
+        <w:t xml:space="preserve"> </w:t>
+      </w:r>
+      <w:r>
+        <w:t xml:space="preserve">320 m, roughly ten minutes — still collision-free (Fig. 6). Table 1 summarises the</w:t>
+      </w:r>
+      <w:r>
+        <w:t xml:space="preserve"> </w:t>
+      </w:r>
+      <w:r>
+        <w:t xml:space="preserve">logged run; Fig. 5 details its trajectory.</w:t>
       </w:r>
     </w:p>
     <w:p>
@@ -1559,7 +1485,7 @@
               <w:pStyle w:val="Compact"/>
             </w:pPr>
             <w:r>
-              <w:t xml:space="preserve">Collision-free runtime</w:t>
+              <w:t xml:space="preserve">Logged run (seed 42)</w:t>
             </w:r>
           </w:p>
         </w:tc>
@@ -1570,7 +1496,7 @@
               <w:pStyle w:val="Compact"/>
             </w:pPr>
             <w:r>
-              <w:t xml:space="preserve">10 min (600 s), 0 collisions, 9 random seeds</w:t>
+              <w:t xml:space="preserve">150 s, 50 rows, 0 collisions, 0 falls</w:t>
             </w:r>
           </w:p>
         </w:tc>
@@ -1583,7 +1509,7 @@
               <w:pStyle w:val="Compact"/>
             </w:pPr>
             <w:r>
-              <w:t xml:space="preserve">Obstacle rows cleared</w:t>
+              <w:t xml:space="preserve">Longest run (Fig. 6)</w:t>
             </w:r>
           </w:p>
         </w:tc>
@@ -1594,31 +1520,7 @@
               <w:pStyle w:val="Compact"/>
             </w:pPr>
             <w:r>
-              <w:t xml:space="preserve">every row, endlessly (recycled corridor)</w:t>
-            </w:r>
-          </w:p>
-        </w:tc>
-      </w:tr>
-      <w:tr>
-        <w:tc>
-          <w:tcPr/>
-          <w:p>
-            <w:pPr>
-              <w:pStyle w:val="Compact"/>
-            </w:pPr>
-            <w:r>
-              <w:t xml:space="preserve">Difficulty reached</w:t>
-            </w:r>
-          </w:p>
-        </w:tc>
-        <w:tc>
-          <w:tcPr/>
-          <w:p>
-            <w:pPr>
-              <w:pStyle w:val="Compact"/>
-            </w:pPr>
-            <w:r>
-              <w:t xml:space="preserve">stage 1 up to 17, then held</w:t>
+              <w:t xml:space="preserve">stage 17, ≈320 m, ≈10 min, 0 coll.</w:t>
             </w:r>
           </w:p>
         </w:tc>
@@ -1642,7 +1544,7 @@
               <w:pStyle w:val="Compact"/>
             </w:pPr>
             <w:r>
-              <w:t xml:space="preserve">0.68 m/s (logged 150 s run, Fig. 5c)</w:t>
+              <w:t xml:space="preserve">0.64 m/s (logged run)</w:t>
             </w:r>
           </w:p>
         </w:tc>
@@ -1655,7 +1557,7 @@
               <w:pStyle w:val="Compact"/>
             </w:pPr>
             <w:r>
-              <w:t xml:space="preserve">Mean lateral offset from ball</w:t>
+              <w:t xml:space="preserve">Mean lateral offset</w:t>
             </w:r>
           </w:p>
         </w:tc>
@@ -1666,7 +1568,31 @@
               <w:pStyle w:val="Compact"/>
             </w:pPr>
             <w:r>
-              <w:t xml:space="preserve">0.66 m (max 2.53 m ≈ corridor width)</w:t>
+              <w:t xml:space="preserve">0.66 m (max 2.53 m ≈ width)</w:t>
+            </w:r>
+          </w:p>
+        </w:tc>
+      </w:tr>
+      <w:tr>
+        <w:tc>
+          <w:tcPr/>
+          <w:p>
+            <w:pPr>
+              <w:pStyle w:val="Compact"/>
+            </w:pPr>
+            <w:r>
+              <w:t xml:space="preserve">Ablation (3 seeds, max diff.)</w:t>
+            </w:r>
+          </w:p>
+        </w:tc>
+        <w:tc>
+          <w:tcPr/>
+          <w:p>
+            <w:pPr>
+              <w:pStyle w:val="Compact"/>
+            </w:pPr>
+            <w:r>
+              <w:t xml:space="preserve">collision-free, layers removed</w:t>
             </w:r>
           </w:p>
         </w:tc>
@@ -1701,43 +1627,37 @@
         <w:pStyle w:val="BodyText"/>
       </w:pPr>
       <w:r>
-        <w:t xml:space="preserve">Fig. 5a shows the robot taking a clearly different route from the ball. The ball</w:t>
-      </w:r>
-      <w:r>
-        <w:t xml:space="preserve"> </w:t>
-      </w:r>
-      <w:r>
-        <w:t xml:space="preserve">weaves on its own sine path and ploughs through obstacles; the robot detours around</w:t>
-      </w:r>
-      <w:r>
-        <w:t xml:space="preserve"> </w:t>
-      </w:r>
-      <w:r>
-        <w:t xml:space="preserve">them. The lateral offset between the two (Fig. 5b) averages 0.66 m and spikes to the</w:t>
-      </w:r>
-      <w:r>
-        <w:t xml:space="preserve"> </w:t>
-      </w:r>
-      <w:r>
-        <w:t xml:space="preserve">full half-width of the corridor, which is a simple check that the robot is doing its</w:t>
-      </w:r>
-      <w:r>
-        <w:t xml:space="preserve"> </w:t>
-      </w:r>
-      <w:r>
-        <w:t xml:space="preserve">own avoidance and not riding the ball's wake. Forward speed (Fig. 5c) sits near</w:t>
-      </w:r>
-      <w:r>
-        <w:t xml:space="preserve"> </w:t>
-      </w:r>
-      <w:r>
-        <w:t xml:space="preserve">0.68 m/s and dips to near zero exactly when the gate is holding the robot to align it</w:t>
-      </w:r>
-      <w:r>
-        <w:t xml:space="preserve"> </w:t>
-      </w:r>
-      <w:r>
-        <w:t xml:space="preserve">before a tight row.</w:t>
+        <w:t xml:space="preserve">Fig. 5a shows the robot taking a different route from the ball: the ball weaves</w:t>
+      </w:r>
+      <w:r>
+        <w:t xml:space="preserve"> </w:t>
+      </w:r>
+      <w:r>
+        <w:t xml:space="preserve">its own sine path and ploughs through obstacles while the robot detours around them. Their</w:t>
+      </w:r>
+      <w:r>
+        <w:t xml:space="preserve"> </w:t>
+      </w:r>
+      <w:r>
+        <w:t xml:space="preserve">lateral offset (Fig. 5b) averages 0.66 m and spikes to the corridor half-width, confirming</w:t>
+      </w:r>
+      <w:r>
+        <w:t xml:space="preserve"> </w:t>
+      </w:r>
+      <w:r>
+        <w:t xml:space="preserve">the robot avoids on its own rather than riding the ball's wake. Forward speed (Fig. 5c)</w:t>
+      </w:r>
+      <w:r>
+        <w:t xml:space="preserve"> </w:t>
+      </w:r>
+      <w:r>
+        <w:t xml:space="preserve">averages 0.64 m/s and dips to near zero exactly when the gate is holding the robot to</w:t>
+      </w:r>
+      <w:r>
+        <w:t xml:space="preserve"> </w:t>
+      </w:r>
+      <w:r>
+        <w:t xml:space="preserve">align it before a tight row.</w:t>
       </w:r>
     </w:p>
     <w:p>
@@ -1838,73 +1758,61 @@
           <w:b/>
           <w:bCs/>
         </w:rPr>
-        <w:t xml:space="preserve">Robustness check.</w:t>
-      </w:r>
-      <w:r>
-        <w:t xml:space="preserve"> </w:t>
-      </w:r>
-      <w:r>
-        <w:t xml:space="preserve">To see how much the result leans on any single layer, we</w:t>
-      </w:r>
-      <w:r>
-        <w:t xml:space="preserve"> </w:t>
-      </w:r>
-      <w:r>
-        <w:t xml:space="preserve">re-ran at maximum difficulty (every lane at the 1.30 m floor) with parts of the stack</w:t>
-      </w:r>
-      <w:r>
-        <w:t xml:space="preserve"> </w:t>
-      </w:r>
-      <w:r>
-        <w:t xml:space="preserve">switched off, three seeds for 200 s each. The robot stayed collision-free with the</w:t>
-      </w:r>
-      <w:r>
-        <w:t xml:space="preserve"> </w:t>
-      </w:r>
-      <w:r>
-        <w:t xml:space="preserve">lateral and gate channel removed, and stayed collision-free even with the reactive</w:t>
-      </w:r>
-      <w:r>
-        <w:t xml:space="preserve"> </w:t>
-      </w:r>
-      <w:r>
-        <w:t xml:space="preserve">brakes removed on top of that. We read this as defense in depth: the guaranteed</w:t>
-      </w:r>
-      <w:r>
-        <w:t xml:space="preserve"> </w:t>
-      </w:r>
-      <w:r>
-        <w:t xml:space="preserve">passable lane and the gap-steering planner already give a safe baseline, so no single</w:t>
-      </w:r>
-      <w:r>
-        <w:t xml:space="preserve"> </w:t>
-      </w:r>
-      <w:r>
-        <w:t xml:space="preserve">layer is a single point of failure. What the lateral and gate channel adds is</w:t>
-      </w:r>
-      <w:r>
-        <w:t xml:space="preserve"> </w:t>
-      </w:r>
-      <w:r>
-        <w:t xml:space="preserve">precision rather than basic avoidance. With it on, the robot slows and centres itself</w:t>
-      </w:r>
-      <w:r>
-        <w:t xml:space="preserve"> </w:t>
-      </w:r>
-      <w:r>
-        <w:t xml:space="preserve">in each gap, the alignment hold seen as the speed dips in Fig. 5c, instead of cutting</w:t>
-      </w:r>
-      <w:r>
-        <w:t xml:space="preserve"> </w:t>
-      </w:r>
-      <w:r>
-        <w:t xml:space="preserve">the corner, and that extra margin is what the tightest wall-side gaps rely on over the</w:t>
-      </w:r>
-      <w:r>
-        <w:t xml:space="preserve"> </w:t>
-      </w:r>
-      <w:r>
-        <w:t xml:space="preserve">full ten-minute runs.</w:t>
+        <w:t xml:space="preserve">Robustness.</w:t>
+      </w:r>
+      <w:r>
+        <w:t xml:space="preserve"> </w:t>
+      </w:r>
+      <w:r>
+        <w:t xml:space="preserve">To gauge how much the result leans on any single layer, we re-ran</w:t>
+      </w:r>
+      <w:r>
+        <w:t xml:space="preserve"> </w:t>
+      </w:r>
+      <w:r>
+        <w:t xml:space="preserve">three seeds at maximum difficulty (every lane at the 1.30 m floor) with parts of the stack</w:t>
+      </w:r>
+      <w:r>
+        <w:t xml:space="preserve"> </w:t>
+      </w:r>
+      <w:r>
+        <w:t xml:space="preserve">disabled. The robot stayed collision-free with the lateral-and-gate channel removed, and</w:t>
+      </w:r>
+      <w:r>
+        <w:t xml:space="preserve"> </w:t>
+      </w:r>
+      <w:r>
+        <w:t xml:space="preserve">again with the reactive avoidance removed (Table 1). We read this as defence in depth: the</w:t>
+      </w:r>
+      <w:r>
+        <w:t xml:space="preserve"> </w:t>
+      </w:r>
+      <w:r>
+        <w:t xml:space="preserve">guaranteed passable lane and the gap-steering planner already provide a safe baseline, so no</w:t>
+      </w:r>
+      <w:r>
+        <w:t xml:space="preserve"> </w:t>
+      </w:r>
+      <w:r>
+        <w:t xml:space="preserve">single layer is a single point of failure. What the lateral-and-gate channel adds is</w:t>
+      </w:r>
+      <w:r>
+        <w:t xml:space="preserve"> </w:t>
+      </w:r>
+      <w:r>
+        <w:t xml:space="preserve">precision rather than basic avoidance: with it on, the robot slows and centres itself in each</w:t>
+      </w:r>
+      <w:r>
+        <w:t xml:space="preserve"> </w:t>
+      </w:r>
+      <w:r>
+        <w:t xml:space="preserve">gap (the speed dips in Fig. 5c) instead of cutting the corner; with it off, the robot clears</w:t>
+      </w:r>
+      <w:r>
+        <w:t xml:space="preserve"> </w:t>
+      </w:r>
+      <w:r>
+        <w:t xml:space="preserve">the same rows but tracks straighter and faster.</w:t>
       </w:r>
     </w:p>
     <w:p>
@@ -1969,7 +1877,7 @@
         <w:t xml:space="preserve"> </w:t>
       </w:r>
       <w:r>
-        <w:t xml:space="preserve">Late in a run (stage 17, about 340 m in). Wide black</w:t>
+        <w:t xml:space="preserve">Late in a run (stage 17, about 320 m in). Wide black</w:t>
       </w:r>
       <w:r>
         <w:t xml:space="preserve"> </w:t>
@@ -2005,49 +1913,43 @@
         <w:pStyle w:val="FirstParagraph"/>
       </w:pPr>
       <w:r>
-        <w:t xml:space="preserve">Two failure modes shaped the design. First, the original controller drove only</w:t>
-      </w:r>
-      <w:r>
-        <w:t xml:space="preserve"> </w:t>
-      </w:r>
-      <w:r>
-        <w:t xml:space="preserve">forward speed and yaw, so on a row whose only gap sat against a wall the robot could</w:t>
-      </w:r>
-      <w:r>
-        <w:t xml:space="preserve"> </w:t>
-      </w:r>
-      <w:r>
-        <w:t xml:space="preserve">not line up and clipped the obstacle. That is what pushed us to drive the sideways</w:t>
-      </w:r>
-      <w:r>
-        <w:t xml:space="preserve"> </w:t>
-      </w:r>
-      <w:r>
-        <w:t xml:space="preserve">channel and add the gate. Second, once the sideways channel was on, commanding a hard</w:t>
-      </w:r>
-      <w:r>
-        <w:t xml:space="preserve"> </w:t>
-      </w:r>
-      <w:r>
-        <w:t xml:space="preserve">strafe and a hard turn at the same time built up enough sideways roll to tip the robot</w:t>
-      </w:r>
-      <w:r>
-        <w:t xml:space="preserve"> </w:t>
-      </w:r>
-      <w:r>
-        <w:t xml:space="preserve">over. We fixed that by shrinking the sideways command during sharp turns and capping</w:t>
-      </w:r>
-      <w:r>
-        <w:t xml:space="preserve"> </w:t>
-      </w:r>
-      <w:r>
-        <w:t xml:space="preserve">forward speed in that part of the policy's command range. Both fixes show up in the</w:t>
-      </w:r>
-      <w:r>
-        <w:t xml:space="preserve"> </w:t>
-      </w:r>
-      <w:r>
-        <w:t xml:space="preserve">code as the lateral clip and the turn-rate guard in Section 4.3.</w:t>
+        <w:t xml:space="preserve">Two failure modes shaped the design. First, the original controller drove only forward</w:t>
+      </w:r>
+      <w:r>
+        <w:t xml:space="preserve"> </w:t>
+      </w:r>
+      <w:r>
+        <w:t xml:space="preserve">speed and yaw, so on a row whose only gap sat against a wall the robot could not line up</w:t>
+      </w:r>
+      <w:r>
+        <w:t xml:space="preserve"> </w:t>
+      </w:r>
+      <w:r>
+        <w:t xml:space="preserve">and clipped the obstacle. This pushed us to drive the sideways channel and add the gate.</w:t>
+      </w:r>
+      <w:r>
+        <w:t xml:space="preserve"> </w:t>
+      </w:r>
+      <w:r>
+        <w:t xml:space="preserve">Second, once the sideways channel was on, commanding a hard strafe and a hard turn</w:t>
+      </w:r>
+      <w:r>
+        <w:t xml:space="preserve"> </w:t>
+      </w:r>
+      <w:r>
+        <w:t xml:space="preserve">together built up enough roll to tip the robot over. We fixed this by shrinking the</w:t>
+      </w:r>
+      <w:r>
+        <w:t xml:space="preserve"> </w:t>
+      </w:r>
+      <w:r>
+        <w:t xml:space="preserve">sideways command during sharp turns and capping forward speed in that part of the policy's</w:t>
+      </w:r>
+      <w:r>
+        <w:t xml:space="preserve"> </w:t>
+      </w:r>
+      <w:r>
+        <w:t xml:space="preserve">command range. Both fixes are the lateral clip and the turn-rate guard of Section 4.3.</w:t>
       </w:r>
     </w:p>
     <w:p>
@@ -2055,55 +1957,49 @@
         <w:pStyle w:val="BodyText"/>
       </w:pPr>
       <w:r>
-        <w:t xml:space="preserve">The walking policy is frozen and not fine-tuned for this task. It tracks sideways</w:t>
-      </w:r>
-      <w:r>
-        <w:t xml:space="preserve"> </w:t>
-      </w:r>
-      <w:r>
-        <w:t xml:space="preserve">moves with about 0.25 m of error and trips occasionally during the hardest</w:t>
-      </w:r>
-      <w:r>
-        <w:t xml:space="preserve"> </w:t>
-      </w:r>
-      <w:r>
-        <w:t xml:space="preserve">cross-corridor moves; we reduced both but did not remove them. The robot always got</w:t>
-      </w:r>
-      <w:r>
-        <w:t xml:space="preserve"> </w:t>
-      </w:r>
-      <w:r>
-        <w:t xml:space="preserve">back up, and no trip became a collision in the runs we report. Vision is</w:t>
-      </w:r>
-      <w:r>
-        <w:t xml:space="preserve"> </w:t>
-      </w:r>
-      <w:r>
-        <w:t xml:space="preserve">colour-based, so a change in lighting or ball colour would break it where a trained</w:t>
-      </w:r>
-      <w:r>
-        <w:t xml:space="preserve"> </w:t>
-      </w:r>
-      <w:r>
-        <w:t xml:space="preserve">detector would not. Our evaluation is a nine-seed sweep, not an exhaustive one. The</w:t>
-      </w:r>
-      <w:r>
-        <w:t xml:space="preserve"> </w:t>
-      </w:r>
-      <w:r>
-        <w:t xml:space="preserve">clear next steps are to fine-tune the policy for tighter sideways tracking, replace</w:t>
-      </w:r>
-      <w:r>
-        <w:t xml:space="preserve"> </w:t>
-      </w:r>
-      <w:r>
-        <w:t xml:space="preserve">the colour tracker with a learned detector, and look one or two rows ahead so the</w:t>
-      </w:r>
-      <w:r>
-        <w:t xml:space="preserve"> </w:t>
-      </w:r>
-      <w:r>
-        <w:t xml:space="preserve">approach to each gap is set up earlier.</w:t>
+        <w:t xml:space="preserve">The walking policy is frozen and not fine-tuned for this task: it tracks sideways moves</w:t>
+      </w:r>
+      <w:r>
+        <w:t xml:space="preserve"> </w:t>
+      </w:r>
+      <w:r>
+        <w:t xml:space="preserve">with about 0.25 m of error and trips occasionally during the hardest cross-corridor moves.</w:t>
+      </w:r>
+      <w:r>
+        <w:t xml:space="preserve"> </w:t>
+      </w:r>
+      <w:r>
+        <w:t xml:space="preserve">We reduced both but did not remove them; the robot always recovered, and no trip became a</w:t>
+      </w:r>
+      <w:r>
+        <w:t xml:space="preserve"> </w:t>
+      </w:r>
+      <w:r>
+        <w:t xml:space="preserve">collision in the runs we report. Vision is colour-based, so a change in lighting or ball</w:t>
+      </w:r>
+      <w:r>
+        <w:t xml:space="preserve"> </w:t>
+      </w:r>
+      <w:r>
+        <w:t xml:space="preserve">colour would break it where a trained detector would not. Our evaluation covers a logged run</w:t>
+      </w:r>
+      <w:r>
+        <w:t xml:space="preserve"> </w:t>
+      </w:r>
+      <w:r>
+        <w:t xml:space="preserve">plus a three-seed ablation rather than an exhaustive sweep. Next steps are to fine-tune the</w:t>
+      </w:r>
+      <w:r>
+        <w:t xml:space="preserve"> </w:t>
+      </w:r>
+      <w:r>
+        <w:t xml:space="preserve">policy for tighter sideways tracking, replace the colour tracker with a learned detector,</w:t>
+      </w:r>
+      <w:r>
+        <w:t xml:space="preserve"> </w:t>
+      </w:r>
+      <w:r>
+        <w:t xml:space="preserve">and look one or two rows ahead so each gap is approached earlier.</w:t>
       </w:r>
     </w:p>
     <w:bookmarkEnd w:id="37"/>
@@ -2121,43 +2017,43 @@
         <w:pStyle w:val="FirstParagraph"/>
       </w:pPr>
       <w:r>
-        <w:t xml:space="preserve">A four-legged robot can cross a dense, endless obstacle corridor with no collisions</w:t>
-      </w:r>
-      <w:r>
-        <w:t xml:space="preserve"> </w:t>
-      </w:r>
-      <w:r>
-        <w:t xml:space="preserve">for ten minutes using only a head camera and a walking policy it never trained. The</w:t>
-      </w:r>
-      <w:r>
-        <w:t xml:space="preserve"> </w:t>
-      </w:r>
-      <w:r>
-        <w:t xml:space="preserve">two changes that made it work were small: drive the sideways velocity command the</w:t>
-      </w:r>
-      <w:r>
-        <w:t xml:space="preserve"> </w:t>
-      </w:r>
-      <w:r>
-        <w:t xml:space="preserve">policy already had, and refuse to enter a gap before lining up with it. A robustness</w:t>
-      </w:r>
-      <w:r>
-        <w:t xml:space="preserve"> </w:t>
-      </w:r>
-      <w:r>
-        <w:t xml:space="preserve">check shows the system leans on no single layer and degrades gracefully. The wider</w:t>
-      </w:r>
-      <w:r>
-        <w:t xml:space="preserve"> </w:t>
-      </w:r>
-      <w:r>
-        <w:t xml:space="preserve">lesson is that getting more out of a general pre-trained policy can stand in for a lot</w:t>
-      </w:r>
-      <w:r>
-        <w:t xml:space="preserve"> </w:t>
-      </w:r>
-      <w:r>
-        <w:t xml:space="preserve">of custom control and extra sensors.</w:t>
+        <w:t xml:space="preserve">A four-legged robot can cross a dense obstacle corridor collision-free — to stage 17,</w:t>
+      </w:r>
+      <w:r>
+        <w:t xml:space="preserve"> </w:t>
+      </w:r>
+      <w:r>
+        <w:t xml:space="preserve">about 320 m, in a logged run — using only a head camera and a walking policy it never</w:t>
+      </w:r>
+      <w:r>
+        <w:t xml:space="preserve"> </w:t>
+      </w:r>
+      <w:r>
+        <w:t xml:space="preserve">trained. Two changes made it work: drive the sideways velocity command the policy already</w:t>
+      </w:r>
+      <w:r>
+        <w:t xml:space="preserve"> </w:t>
+      </w:r>
+      <w:r>
+        <w:t xml:space="preserve">exposes, and refuse to enter a gap before lining up with it. A robustness check shows the</w:t>
+      </w:r>
+      <w:r>
+        <w:t xml:space="preserve"> </w:t>
+      </w:r>
+      <w:r>
+        <w:t xml:space="preserve">system leans on no single layer and degrades gracefully. The broader point is that</w:t>
+      </w:r>
+      <w:r>
+        <w:t xml:space="preserve"> </w:t>
+      </w:r>
+      <w:r>
+        <w:t xml:space="preserve">extracting more from a general pre-trained policy can stand in for a good deal of custom</w:t>
+      </w:r>
+      <w:r>
+        <w:t xml:space="preserve"> </w:t>
+      </w:r>
+      <w:r>
+        <w:t xml:space="preserve">control and extra sensing.</w:t>
       </w:r>
     </w:p>
     <w:bookmarkEnd w:id="38"/>

--- a/report/go2_technical_report.docx
+++ b/report/go2_technical_report.docx
@@ -10,19 +10,19 @@
         <w:t xml:space="preserve">Go2 Ball-Follower Technical Report</w:t>
       </w:r>
     </w:p>
-    <w:bookmarkStart w:id="40" w:name="X8911a9c776fc67897b23129d19b441bfa157ad9"/>
+    <w:bookmarkStart w:id="40" w:name="X3032cf20d11a266a6b60311cc368039eb6ee8cc"/>
     <w:p>
       <w:pPr>
         <w:pStyle w:val="Heading1"/>
       </w:pPr>
       <w:r>
-        <w:t xml:space="preserve">Vision-Only Reactive Corridor Navigation for a Quadruped</w:t>
+        <w:t xml:space="preserve">Vision-Only Reactive Corridor Navigation for a Quadruped:</w:t>
       </w:r>
       <w:r>
         <w:br/>
       </w:r>
       <w:r>
-        <w:t xml:space="preserve">using a Frozen Velocity Policy and a Hard Passage Gate</w:t>
+        <w:t xml:space="preserve">Reusing a Frozen Velocity Policy with a Hard Passage Gate</w:t>
       </w:r>
     </w:p>
     <w:p>
